--- a/毕设/1_参考文献译文.docx
+++ b/毕设/1_参考文献译文.docx
@@ -939,6 +939,7 @@
                 <w:dataBinding w:prefixMappings="xmlns:ns0='http://schemas.openxmlformats.org/officeDocument/2006/extended-properties' " w:xpath="/ns0:Properties[1]/ns0:Manager[1]" w:storeItemID="{6668398D-A668-4E3E-A5EB-62B293D839F1}"/>
                 <w:text/>
               </w:sdtPr>
+              <w:sdtEndPr/>
               <w:sdtContent>
                 <w:proofErr w:type="gramStart"/>
                 <w:r>
@@ -2251,7 +2252,7 @@
           <w:vertAlign w:val="superscript"/>
           <w:lang w:eastAsia="zh-Hans"/>
         </w:rPr>
-        <w:instrText xml:space="preserve"> REF _Ref168409874 \r \h </w:instrText>
+        <w:instrText xml:space="preserve"> REF _Ref168409874 \r \h  \* MERGEFORMAT </w:instrText>
       </w:r>
       <w:r>
         <w:rPr>
@@ -2264,12 +2265,396 @@
           <w:vertAlign w:val="superscript"/>
           <w:lang w:eastAsia="zh-Hans"/>
         </w:rPr>
+        <w:fldChar w:fldCharType="separate"/>
+      </w:r>
+      <w:r>
+        <w:rPr>
+          <w:vertAlign w:val="superscript"/>
+          <w:lang w:eastAsia="zh-Hans"/>
+        </w:rPr>
+        <w:t>[1]</w:t>
+      </w:r>
+      <w:r>
+        <w:rPr>
+          <w:vertAlign w:val="superscript"/>
+          <w:lang w:eastAsia="zh-Hans"/>
+        </w:rPr>
+        <w:fldChar w:fldCharType="end"/>
+      </w:r>
+      <w:r>
+        <w:rPr>
+          <w:vertAlign w:val="superscript"/>
+          <w:lang w:eastAsia="zh-Hans"/>
+        </w:rPr>
+        <w:fldChar w:fldCharType="begin"/>
+      </w:r>
+      <w:r>
+        <w:rPr>
+          <w:vertAlign w:val="superscript"/>
+          <w:lang w:eastAsia="zh-Hans"/>
+        </w:rPr>
+        <w:instrText xml:space="preserve"> REF _Ref168409829 \r \h </w:instrText>
+      </w:r>
+      <w:r>
+        <w:rPr>
+          <w:vertAlign w:val="superscript"/>
+          <w:lang w:eastAsia="zh-Hans"/>
+        </w:rPr>
+      </w:r>
+      <w:r>
+        <w:rPr>
+          <w:vertAlign w:val="superscript"/>
+          <w:lang w:eastAsia="zh-Hans"/>
+        </w:rPr>
+        <w:fldChar w:fldCharType="separate"/>
+      </w:r>
+      <w:r>
+        <w:rPr>
+          <w:vertAlign w:val="superscript"/>
+          <w:lang w:eastAsia="zh-Hans"/>
+        </w:rPr>
+        <w:t>[2]</w:t>
+      </w:r>
+      <w:r>
+        <w:rPr>
+          <w:vertAlign w:val="superscript"/>
+          <w:lang w:eastAsia="zh-Hans"/>
+        </w:rPr>
+        <w:fldChar w:fldCharType="end"/>
+      </w:r>
+      <w:r>
+        <w:rPr>
+          <w:lang w:eastAsia="zh-Hans"/>
+        </w:rPr>
+        <w:t>是一种采用新型</w:t>
+      </w:r>
+      <w:proofErr w:type="spellStart"/>
+      <w:r>
+        <w:rPr>
+          <w:lang w:eastAsia="zh-Hans"/>
+        </w:rPr>
+        <w:t>NVMe</w:t>
+      </w:r>
+      <w:proofErr w:type="spellEnd"/>
+      <w:r>
+        <w:rPr>
+          <w:lang w:eastAsia="zh-Hans"/>
+        </w:rPr>
+        <w:t>存储接口的新型</w:t>
+      </w:r>
+      <w:r>
+        <w:rPr>
+          <w:lang w:eastAsia="zh-Hans"/>
+        </w:rPr>
+        <w:t>SSD</w:t>
+      </w:r>
+      <w:r>
+        <w:rPr>
+          <w:lang w:eastAsia="zh-Hans"/>
+        </w:rPr>
+        <w:t>。</w:t>
+      </w:r>
+      <w:r>
+        <w:rPr>
+          <w:lang w:eastAsia="zh-Hans"/>
+        </w:rPr>
+        <w:t xml:space="preserve"> ZNS SSD </w:t>
+      </w:r>
+      <w:r>
+        <w:rPr>
+          <w:lang w:eastAsia="zh-Hans"/>
+        </w:rPr>
+        <w:t>将逻辑块地址</w:t>
+      </w:r>
+      <w:r>
+        <w:rPr>
+          <w:lang w:eastAsia="zh-Hans"/>
+        </w:rPr>
+        <w:t xml:space="preserve"> (LBA) </w:t>
+      </w:r>
+      <w:r>
+        <w:rPr>
+          <w:lang w:eastAsia="zh-Hans"/>
+        </w:rPr>
+        <w:t>划分为多个相同大小的区域。每个区域只能顺序写入，复位后才能再次使用。由于强制按顺序写入区域，</w:t>
+      </w:r>
+      <w:r>
+        <w:rPr>
+          <w:lang w:eastAsia="zh-Hans"/>
+        </w:rPr>
+        <w:t xml:space="preserve">ZNS SSD </w:t>
+      </w:r>
+      <w:r>
+        <w:rPr>
+          <w:lang w:eastAsia="zh-Hans"/>
+        </w:rPr>
+        <w:t>可以执行更粗粒度的地址转换（例如，将区域映射到闪存块），而不会牺牲性能。这种粗粒度映射允许在</w:t>
+      </w:r>
+      <w:r>
+        <w:rPr>
+          <w:lang w:eastAsia="zh-Hans"/>
+        </w:rPr>
+        <w:t xml:space="preserve"> ZNS SSD </w:t>
+      </w:r>
+      <w:r>
+        <w:rPr>
+          <w:lang w:eastAsia="zh-Hans"/>
+        </w:rPr>
+        <w:t>内使用更小的</w:t>
+      </w:r>
+      <w:r>
+        <w:rPr>
+          <w:lang w:eastAsia="zh-Hans"/>
+        </w:rPr>
+        <w:t xml:space="preserve"> DRAM</w:t>
+      </w:r>
+      <w:r>
+        <w:rPr>
+          <w:lang w:eastAsia="zh-Hans"/>
+        </w:rPr>
+        <w:t>，从而显着节省成本</w:t>
+      </w:r>
+      <w:r>
+        <w:rPr>
+          <w:vertAlign w:val="superscript"/>
+          <w:lang w:eastAsia="zh-Hans"/>
+        </w:rPr>
+        <w:fldChar w:fldCharType="begin"/>
+      </w:r>
+      <w:r>
+        <w:rPr>
+          <w:vertAlign w:val="superscript"/>
+          <w:lang w:eastAsia="zh-Hans"/>
+        </w:rPr>
+        <w:instrText xml:space="preserve"> REF _Ref168410000 \n \h </w:instrText>
+      </w:r>
+      <w:r>
+        <w:rPr>
+          <w:vertAlign w:val="superscript"/>
+          <w:lang w:eastAsia="zh-Hans"/>
+        </w:rPr>
+      </w:r>
+      <w:r>
+        <w:rPr>
+          <w:vertAlign w:val="superscript"/>
+          <w:lang w:eastAsia="zh-Hans"/>
+        </w:rPr>
+        <w:fldChar w:fldCharType="separate"/>
+      </w:r>
+      <w:r>
+        <w:rPr>
+          <w:vertAlign w:val="superscript"/>
+          <w:lang w:eastAsia="zh-Hans"/>
+        </w:rPr>
+        <w:t>[3]</w:t>
+      </w:r>
+      <w:r>
+        <w:rPr>
+          <w:vertAlign w:val="superscript"/>
+          <w:lang w:eastAsia="zh-Hans"/>
+        </w:rPr>
+        <w:fldChar w:fldCharType="end"/>
+      </w:r>
+      <w:r>
+        <w:rPr>
+          <w:lang w:eastAsia="zh-Hans"/>
+        </w:rPr>
+        <w:t>。此外，</w:t>
+      </w:r>
+      <w:r>
+        <w:rPr>
+          <w:lang w:eastAsia="zh-Hans"/>
+        </w:rPr>
+        <w:t xml:space="preserve">ZNS SSD </w:t>
+      </w:r>
+      <w:r>
+        <w:rPr>
+          <w:lang w:eastAsia="zh-Hans"/>
+        </w:rPr>
+        <w:t>将垃圾收集和数据放置等功能留给主机端</w:t>
+      </w:r>
+      <w:r>
+        <w:rPr>
+          <w:vertAlign w:val="superscript"/>
+          <w:lang w:eastAsia="zh-Hans"/>
+        </w:rPr>
+        <w:t>[1]</w:t>
+      </w:r>
+      <w:r>
+        <w:rPr>
+          <w:vertAlign w:val="superscript"/>
+          <w:lang w:eastAsia="zh-Hans"/>
+        </w:rPr>
+        <w:fldChar w:fldCharType="begin"/>
+      </w:r>
+      <w:r>
+        <w:rPr>
+          <w:vertAlign w:val="superscript"/>
+          <w:lang w:eastAsia="zh-Hans"/>
+        </w:rPr>
+        <w:instrText xml:space="preserve"> REF _Ref168409907 \r \h </w:instrText>
+      </w:r>
+      <w:r>
+        <w:rPr>
+          <w:vertAlign w:val="superscript"/>
+          <w:lang w:eastAsia="zh-Hans"/>
+        </w:rPr>
+      </w:r>
+      <w:r>
+        <w:rPr>
+          <w:vertAlign w:val="superscript"/>
+          <w:lang w:eastAsia="zh-Hans"/>
+        </w:rPr>
+        <w:fldChar w:fldCharType="separate"/>
+      </w:r>
+      <w:r>
+        <w:rPr>
+          <w:vertAlign w:val="superscript"/>
+          <w:lang w:eastAsia="zh-Hans"/>
+        </w:rPr>
+        <w:t>[4]</w:t>
+      </w:r>
+      <w:r>
+        <w:rPr>
+          <w:vertAlign w:val="superscript"/>
+          <w:lang w:eastAsia="zh-Hans"/>
+        </w:rPr>
+        <w:fldChar w:fldCharType="end"/>
+      </w:r>
+      <w:r>
+        <w:rPr>
+          <w:vertAlign w:val="superscript"/>
+        </w:rPr>
+        <w:fldChar w:fldCharType="begin"/>
+      </w:r>
+      <w:r>
+        <w:rPr>
+          <w:vertAlign w:val="superscript"/>
+          <w:lang w:eastAsia="zh-Hans"/>
+        </w:rPr>
+        <w:instrText xml:space="preserve"> REF _Ref168409912 \r \h </w:instrText>
+      </w:r>
+      <w:r>
+        <w:rPr>
+          <w:vertAlign w:val="superscript"/>
+        </w:rPr>
+      </w:r>
+      <w:r>
+        <w:rPr>
+          <w:vertAlign w:val="superscript"/>
+        </w:rPr>
+        <w:fldChar w:fldCharType="separate"/>
+      </w:r>
+      <w:r>
+        <w:rPr>
+          <w:vertAlign w:val="superscript"/>
+          <w:lang w:eastAsia="zh-Hans"/>
+        </w:rPr>
+        <w:t>[5]</w:t>
+      </w:r>
+      <w:r>
+        <w:rPr>
+          <w:vertAlign w:val="superscript"/>
+        </w:rPr>
+        <w:fldChar w:fldCharType="end"/>
+      </w:r>
+      <w:r>
+        <w:rPr>
+          <w:vertAlign w:val="superscript"/>
+          <w:lang w:eastAsia="zh-Hans"/>
+        </w:rPr>
+        <w:fldChar w:fldCharType="begin"/>
+      </w:r>
+      <w:r>
+        <w:rPr>
+          <w:vertAlign w:val="superscript"/>
+        </w:rPr>
+        <w:instrText xml:space="preserve"> REF _Ref168409917 \r \h </w:instrText>
+      </w:r>
+      <w:r>
+        <w:rPr>
+          <w:vertAlign w:val="superscript"/>
+          <w:lang w:eastAsia="zh-Hans"/>
+        </w:rPr>
+      </w:r>
+      <w:r>
+        <w:rPr>
+          <w:vertAlign w:val="superscript"/>
+          <w:lang w:eastAsia="zh-Hans"/>
+        </w:rPr>
+        <w:fldChar w:fldCharType="separate"/>
+      </w:r>
+      <w:r>
+        <w:rPr>
+          <w:vertAlign w:val="superscript"/>
+        </w:rPr>
+        <w:t>[6]</w:t>
+      </w:r>
+      <w:r>
+        <w:rPr>
+          <w:vertAlign w:val="superscript"/>
+          <w:lang w:eastAsia="zh-Hans"/>
+        </w:rPr>
+        <w:fldChar w:fldCharType="end"/>
+      </w:r>
+      <w:r>
+        <w:rPr>
+          <w:lang w:eastAsia="zh-Hans"/>
+        </w:rPr>
+        <w:t>，这使得用户能够设计有效的技术来利用</w:t>
+      </w:r>
+      <w:r>
+        <w:rPr>
+          <w:lang w:eastAsia="zh-Hans"/>
+        </w:rPr>
+        <w:t xml:space="preserve"> ZNS SSD </w:t>
+      </w:r>
+      <w:r>
+        <w:rPr>
+          <w:lang w:eastAsia="zh-Hans"/>
+        </w:rPr>
+        <w:t>的优势，例如</w:t>
+      </w:r>
+      <w:r>
+        <w:rPr>
+          <w:rFonts w:hint="eastAsia"/>
+          <w:lang w:eastAsia="zh-Hans"/>
+        </w:rPr>
+        <w:t>新型</w:t>
+      </w:r>
+      <w:r>
+        <w:rPr>
+          <w:lang w:eastAsia="zh-Hans"/>
+        </w:rPr>
+        <w:t>索引</w:t>
+      </w:r>
+      <w:r>
+        <w:rPr>
+          <w:vertAlign w:val="superscript"/>
+        </w:rPr>
+        <w:fldChar w:fldCharType="begin"/>
+      </w:r>
+      <w:r>
+        <w:rPr>
+          <w:vertAlign w:val="superscript"/>
+          <w:lang w:eastAsia="zh-Hans"/>
+        </w:rPr>
+        <w:instrText xml:space="preserve"> REF _Ref168409921 \r \h </w:instrText>
+      </w:r>
+      <w:r>
+        <w:rPr>
+          <w:vertAlign w:val="superscript"/>
+        </w:rPr>
         <w:instrText xml:space="preserve"> \* MERGEFORMAT </w:instrText>
       </w:r>
       <w:r>
         <w:rPr>
           <w:vertAlign w:val="superscript"/>
-          <w:lang w:eastAsia="zh-Hans"/>
+        </w:rPr>
+      </w:r>
+      <w:r>
+        <w:rPr>
+          <w:vertAlign w:val="superscript"/>
         </w:rPr>
         <w:fldChar w:fldCharType="separate"/>
       </w:r>
@@ -2278,17 +2663,22 @@
           <w:vertAlign w:val="superscript"/>
           <w:lang w:eastAsia="zh-Hans"/>
         </w:rPr>
-        <w:t>[1]</w:t>
+        <w:t>[7]</w:t>
       </w:r>
       <w:r>
         <w:rPr>
           <w:vertAlign w:val="superscript"/>
-          <w:lang w:eastAsia="zh-Hans"/>
         </w:rPr>
         <w:fldChar w:fldCharType="end"/>
       </w:r>
       <w:r>
         <w:rPr>
+          <w:lang w:eastAsia="zh-Hans"/>
+        </w:rPr>
+        <w:t>和缓冲区管理器</w:t>
+      </w:r>
+      <w:r>
+        <w:rPr>
           <w:vertAlign w:val="superscript"/>
           <w:lang w:eastAsia="zh-Hans"/>
         </w:rPr>
@@ -2299,430 +2689,13 @@
           <w:vertAlign w:val="superscript"/>
           <w:lang w:eastAsia="zh-Hans"/>
         </w:rPr>
-        <w:instrText xml:space="preserve"> REF _Ref168409829 \r \h </w:instrText>
+        <w:instrText xml:space="preserve"> REF _Ref168409965 \n \h  \* MERGEFORMAT </w:instrText>
       </w:r>
       <w:r>
         <w:rPr>
           <w:vertAlign w:val="superscript"/>
           <w:lang w:eastAsia="zh-Hans"/>
         </w:rPr>
-      </w:r>
-      <w:r>
-        <w:rPr>
-          <w:vertAlign w:val="superscript"/>
-          <w:lang w:eastAsia="zh-Hans"/>
-        </w:rPr>
-        <w:fldChar w:fldCharType="separate"/>
-      </w:r>
-      <w:r>
-        <w:rPr>
-          <w:vertAlign w:val="superscript"/>
-          <w:lang w:eastAsia="zh-Hans"/>
-        </w:rPr>
-        <w:t>[</w:t>
-      </w:r>
-      <w:r>
-        <w:rPr>
-          <w:vertAlign w:val="superscript"/>
-          <w:lang w:eastAsia="zh-Hans"/>
-        </w:rPr>
-        <w:t>2</w:t>
-      </w:r>
-      <w:r>
-        <w:rPr>
-          <w:vertAlign w:val="superscript"/>
-          <w:lang w:eastAsia="zh-Hans"/>
-        </w:rPr>
-        <w:t>]</w:t>
-      </w:r>
-      <w:r>
-        <w:rPr>
-          <w:vertAlign w:val="superscript"/>
-          <w:lang w:eastAsia="zh-Hans"/>
-        </w:rPr>
-        <w:fldChar w:fldCharType="end"/>
-      </w:r>
-      <w:r>
-        <w:rPr>
-          <w:lang w:eastAsia="zh-Hans"/>
-        </w:rPr>
-        <w:t>是一种采用新型</w:t>
-      </w:r>
-      <w:proofErr w:type="spellStart"/>
-      <w:r>
-        <w:rPr>
-          <w:lang w:eastAsia="zh-Hans"/>
-        </w:rPr>
-        <w:t>NVMe</w:t>
-      </w:r>
-      <w:proofErr w:type="spellEnd"/>
-      <w:r>
-        <w:rPr>
-          <w:lang w:eastAsia="zh-Hans"/>
-        </w:rPr>
-        <w:t>存储接口的新型</w:t>
-      </w:r>
-      <w:r>
-        <w:rPr>
-          <w:lang w:eastAsia="zh-Hans"/>
-        </w:rPr>
-        <w:t>SSD</w:t>
-      </w:r>
-      <w:r>
-        <w:rPr>
-          <w:lang w:eastAsia="zh-Hans"/>
-        </w:rPr>
-        <w:t>。</w:t>
-      </w:r>
-      <w:r>
-        <w:rPr>
-          <w:lang w:eastAsia="zh-Hans"/>
-        </w:rPr>
-        <w:t xml:space="preserve"> ZNS SSD </w:t>
-      </w:r>
-      <w:r>
-        <w:rPr>
-          <w:lang w:eastAsia="zh-Hans"/>
-        </w:rPr>
-        <w:t>将逻辑块地址</w:t>
-      </w:r>
-      <w:r>
-        <w:rPr>
-          <w:lang w:eastAsia="zh-Hans"/>
-        </w:rPr>
-        <w:t xml:space="preserve"> (LBA) </w:t>
-      </w:r>
-      <w:r>
-        <w:rPr>
-          <w:lang w:eastAsia="zh-Hans"/>
-        </w:rPr>
-        <w:t>划分为多个相同大小的区域。每个区域只能顺序写入，复位后才能再次使用。由于强制按顺序写入区域，</w:t>
-      </w:r>
-      <w:r>
-        <w:rPr>
-          <w:lang w:eastAsia="zh-Hans"/>
-        </w:rPr>
-        <w:t xml:space="preserve">ZNS SSD </w:t>
-      </w:r>
-      <w:r>
-        <w:rPr>
-          <w:lang w:eastAsia="zh-Hans"/>
-        </w:rPr>
-        <w:t>可以执行更粗粒度的地址转换（例如，将区域映射到闪存块），而不会牺牲性能。这种粗粒度映射允许在</w:t>
-      </w:r>
-      <w:r>
-        <w:rPr>
-          <w:lang w:eastAsia="zh-Hans"/>
-        </w:rPr>
-        <w:t xml:space="preserve"> ZNS SSD </w:t>
-      </w:r>
-      <w:r>
-        <w:rPr>
-          <w:lang w:eastAsia="zh-Hans"/>
-        </w:rPr>
-        <w:t>内使用更小的</w:t>
-      </w:r>
-      <w:r>
-        <w:rPr>
-          <w:lang w:eastAsia="zh-Hans"/>
-        </w:rPr>
-        <w:t xml:space="preserve"> DRAM</w:t>
-      </w:r>
-      <w:r>
-        <w:rPr>
-          <w:lang w:eastAsia="zh-Hans"/>
-        </w:rPr>
-        <w:t>，从而显着节省成本</w:t>
-      </w:r>
-      <w:r>
-        <w:rPr>
-          <w:vertAlign w:val="superscript"/>
-          <w:lang w:eastAsia="zh-Hans"/>
-        </w:rPr>
-        <w:fldChar w:fldCharType="begin"/>
-      </w:r>
-      <w:r>
-        <w:rPr>
-          <w:vertAlign w:val="superscript"/>
-          <w:lang w:eastAsia="zh-Hans"/>
-        </w:rPr>
-        <w:instrText xml:space="preserve"> REF _Ref168410000 \n \h </w:instrText>
-      </w:r>
-      <w:r>
-        <w:rPr>
-          <w:vertAlign w:val="superscript"/>
-          <w:lang w:eastAsia="zh-Hans"/>
-        </w:rPr>
-      </w:r>
-      <w:r>
-        <w:rPr>
-          <w:vertAlign w:val="superscript"/>
-          <w:lang w:eastAsia="zh-Hans"/>
-        </w:rPr>
-        <w:fldChar w:fldCharType="separate"/>
-      </w:r>
-      <w:r>
-        <w:rPr>
-          <w:vertAlign w:val="superscript"/>
-          <w:lang w:eastAsia="zh-Hans"/>
-        </w:rPr>
-        <w:t>[3]</w:t>
-      </w:r>
-      <w:r>
-        <w:rPr>
-          <w:vertAlign w:val="superscript"/>
-          <w:lang w:eastAsia="zh-Hans"/>
-        </w:rPr>
-        <w:fldChar w:fldCharType="end"/>
-      </w:r>
-      <w:r>
-        <w:rPr>
-          <w:lang w:eastAsia="zh-Hans"/>
-        </w:rPr>
-        <w:t>。此外，</w:t>
-      </w:r>
-      <w:r>
-        <w:rPr>
-          <w:lang w:eastAsia="zh-Hans"/>
-        </w:rPr>
-        <w:t xml:space="preserve">ZNS SSD </w:t>
-      </w:r>
-      <w:r>
-        <w:rPr>
-          <w:lang w:eastAsia="zh-Hans"/>
-        </w:rPr>
-        <w:t>将垃圾收集和数据放置等功能留给主机端</w:t>
-      </w:r>
-      <w:r>
-        <w:rPr>
-          <w:vertAlign w:val="superscript"/>
-          <w:lang w:eastAsia="zh-Hans"/>
-        </w:rPr>
-        <w:t>[1]</w:t>
-      </w:r>
-      <w:r>
-        <w:rPr>
-          <w:vertAlign w:val="superscript"/>
-          <w:lang w:eastAsia="zh-Hans"/>
-        </w:rPr>
-        <w:fldChar w:fldCharType="begin"/>
-      </w:r>
-      <w:r>
-        <w:rPr>
-          <w:vertAlign w:val="superscript"/>
-          <w:lang w:eastAsia="zh-Hans"/>
-        </w:rPr>
-        <w:instrText xml:space="preserve"> REF _Ref168409907 \r \h </w:instrText>
-      </w:r>
-      <w:r>
-        <w:rPr>
-          <w:vertAlign w:val="superscript"/>
-          <w:lang w:eastAsia="zh-Hans"/>
-        </w:rPr>
-      </w:r>
-      <w:r>
-        <w:rPr>
-          <w:vertAlign w:val="superscript"/>
-          <w:lang w:eastAsia="zh-Hans"/>
-        </w:rPr>
-        <w:fldChar w:fldCharType="separate"/>
-      </w:r>
-      <w:r>
-        <w:rPr>
-          <w:vertAlign w:val="superscript"/>
-          <w:lang w:eastAsia="zh-Hans"/>
-        </w:rPr>
-        <w:t>[4]</w:t>
-      </w:r>
-      <w:r>
-        <w:rPr>
-          <w:vertAlign w:val="superscript"/>
-          <w:lang w:eastAsia="zh-Hans"/>
-        </w:rPr>
-        <w:fldChar w:fldCharType="end"/>
-      </w:r>
-      <w:r>
-        <w:rPr>
-          <w:vertAlign w:val="superscript"/>
-        </w:rPr>
-        <w:fldChar w:fldCharType="begin"/>
-      </w:r>
-      <w:r>
-        <w:rPr>
-          <w:vertAlign w:val="superscript"/>
-          <w:lang w:eastAsia="zh-Hans"/>
-        </w:rPr>
-        <w:instrText xml:space="preserve"> REF _Ref168409912 \r \h </w:instrText>
-      </w:r>
-      <w:r>
-        <w:rPr>
-          <w:vertAlign w:val="superscript"/>
-        </w:rPr>
-      </w:r>
-      <w:r>
-        <w:rPr>
-          <w:vertAlign w:val="superscript"/>
-        </w:rPr>
-        <w:fldChar w:fldCharType="separate"/>
-      </w:r>
-      <w:r>
-        <w:rPr>
-          <w:vertAlign w:val="superscript"/>
-          <w:lang w:eastAsia="zh-Hans"/>
-        </w:rPr>
-        <w:t>[5]</w:t>
-      </w:r>
-      <w:r>
-        <w:rPr>
-          <w:vertAlign w:val="superscript"/>
-        </w:rPr>
-        <w:fldChar w:fldCharType="end"/>
-      </w:r>
-      <w:r>
-        <w:rPr>
-          <w:vertAlign w:val="superscript"/>
-          <w:lang w:eastAsia="zh-Hans"/>
-        </w:rPr>
-        <w:fldChar w:fldCharType="begin"/>
-      </w:r>
-      <w:r>
-        <w:rPr>
-          <w:vertAlign w:val="superscript"/>
-        </w:rPr>
-        <w:instrText xml:space="preserve"> REF _Ref168409917 \r \h </w:instrText>
-      </w:r>
-      <w:r>
-        <w:rPr>
-          <w:vertAlign w:val="superscript"/>
-          <w:lang w:eastAsia="zh-Hans"/>
-        </w:rPr>
-      </w:r>
-      <w:r>
-        <w:rPr>
-          <w:vertAlign w:val="superscript"/>
-          <w:lang w:eastAsia="zh-Hans"/>
-        </w:rPr>
-        <w:fldChar w:fldCharType="separate"/>
-      </w:r>
-      <w:r>
-        <w:rPr>
-          <w:vertAlign w:val="superscript"/>
-        </w:rPr>
-        <w:t>[6]</w:t>
-      </w:r>
-      <w:r>
-        <w:rPr>
-          <w:vertAlign w:val="superscript"/>
-          <w:lang w:eastAsia="zh-Hans"/>
-        </w:rPr>
-        <w:fldChar w:fldCharType="end"/>
-      </w:r>
-      <w:r>
-        <w:rPr>
-          <w:lang w:eastAsia="zh-Hans"/>
-        </w:rPr>
-        <w:t>，这使得用户能够设计有效的技术来利用</w:t>
-      </w:r>
-      <w:r>
-        <w:rPr>
-          <w:lang w:eastAsia="zh-Hans"/>
-        </w:rPr>
-        <w:t xml:space="preserve"> ZNS SSD </w:t>
-      </w:r>
-      <w:r>
-        <w:rPr>
-          <w:lang w:eastAsia="zh-Hans"/>
-        </w:rPr>
-        <w:t>的优势，例如</w:t>
-      </w:r>
-      <w:r>
-        <w:rPr>
-          <w:rFonts w:hint="eastAsia"/>
-          <w:lang w:eastAsia="zh-Hans"/>
-        </w:rPr>
-        <w:t>新型</w:t>
-      </w:r>
-      <w:r>
-        <w:rPr>
-          <w:lang w:eastAsia="zh-Hans"/>
-        </w:rPr>
-        <w:t>索引</w:t>
-      </w:r>
-      <w:r>
-        <w:rPr>
-          <w:vertAlign w:val="superscript"/>
-        </w:rPr>
-        <w:fldChar w:fldCharType="begin"/>
-      </w:r>
-      <w:r>
-        <w:rPr>
-          <w:vertAlign w:val="superscript"/>
-          <w:lang w:eastAsia="zh-Hans"/>
-        </w:rPr>
-        <w:instrText xml:space="preserve"> REF _Ref168409921 \r \h </w:instrText>
-      </w:r>
-      <w:r>
-        <w:rPr>
-          <w:vertAlign w:val="superscript"/>
-        </w:rPr>
-      </w:r>
-      <w:r>
-        <w:rPr>
-          <w:vertAlign w:val="superscript"/>
-        </w:rPr>
-        <w:instrText xml:space="preserve"> \* MERGEFORMAT </w:instrText>
-      </w:r>
-      <w:r>
-        <w:rPr>
-          <w:vertAlign w:val="superscript"/>
-        </w:rPr>
-        <w:fldChar w:fldCharType="separate"/>
-      </w:r>
-      <w:r>
-        <w:rPr>
-          <w:vertAlign w:val="superscript"/>
-          <w:lang w:eastAsia="zh-Hans"/>
-        </w:rPr>
-        <w:t>[7]</w:t>
-      </w:r>
-      <w:r>
-        <w:rPr>
-          <w:vertAlign w:val="superscript"/>
-        </w:rPr>
-        <w:fldChar w:fldCharType="end"/>
-      </w:r>
-      <w:r>
-        <w:rPr>
-          <w:lang w:eastAsia="zh-Hans"/>
-        </w:rPr>
-        <w:t>和缓冲区管理器</w:t>
-      </w:r>
-      <w:r>
-        <w:rPr>
-          <w:vertAlign w:val="superscript"/>
-          <w:lang w:eastAsia="zh-Hans"/>
-        </w:rPr>
-        <w:fldChar w:fldCharType="begin"/>
-      </w:r>
-      <w:r>
-        <w:rPr>
-          <w:vertAlign w:val="superscript"/>
-          <w:lang w:eastAsia="zh-Hans"/>
-        </w:rPr>
-        <w:instrText xml:space="preserve"> REF _Ref168409965 \n \h </w:instrText>
-      </w:r>
-      <w:r>
-        <w:rPr>
-          <w:vertAlign w:val="superscript"/>
-          <w:lang w:eastAsia="zh-Hans"/>
-        </w:rPr>
-      </w:r>
-      <w:r>
-        <w:rPr>
-          <w:vertAlign w:val="superscript"/>
-          <w:lang w:eastAsia="zh-Hans"/>
-        </w:rPr>
-        <w:instrText xml:space="preserve"> \* MERGEFORMAT </w:instrText>
       </w:r>
       <w:r>
         <w:rPr>
@@ -7115,13 +7088,13 @@
       <w:pPr>
         <w:pStyle w:val="a5"/>
         <w:rPr>
-          <w:rFonts w:ascii="黑体" w:eastAsia="黑体" w:hAnsi="黑体" w:hint="eastAsia"/>
-        </w:rPr>
-      </w:pPr>
-      <w:r>
-        <w:rPr>
           <w:rFonts w:ascii="黑体" w:eastAsia="黑体" w:hAnsi="黑体"/>
         </w:rPr>
+      </w:pPr>
+      <w:r>
+        <w:rPr>
+          <w:rFonts w:ascii="黑体" w:eastAsia="黑体" w:hAnsi="黑体"/>
+        </w:rPr>
         <w:t>图</w:t>
       </w:r>
       <w:r>
@@ -7145,6 +7118,7 @@
       <w:r>
         <w:rPr>
           <w:rFonts w:ascii="黑体" w:eastAsia="黑体" w:hAnsi="黑体"/>
+          <w:noProof/>
         </w:rPr>
         <w:t>1</w:t>
       </w:r>
@@ -9635,13 +9609,13 @@
           <w:vertAlign w:val="superscript"/>
           <w:lang w:eastAsia="zh-Hans"/>
         </w:rPr>
+        <w:instrText xml:space="preserve"> \* MERGEFORMAT </w:instrText>
       </w:r>
       <w:r>
         <w:rPr>
           <w:vertAlign w:val="superscript"/>
           <w:lang w:eastAsia="zh-Hans"/>
         </w:rPr>
-        <w:instrText xml:space="preserve"> \* MERGEFORMAT </w:instrText>
       </w:r>
       <w:r>
         <w:rPr>
@@ -9758,9 +9732,6 @@
       <w:pPr>
         <w:pStyle w:val="a0"/>
         <w:ind w:firstLine="480"/>
-        <w:rPr>
-          <w:rFonts w:hint="eastAsia"/>
-        </w:rPr>
       </w:pPr>
       <w:r>
         <w:t>在本实验中，我们使用</w:t>
@@ -11787,7 +11758,7 @@
       <w:pPr>
         <w:pStyle w:val="a5"/>
         <w:rPr>
-          <w:rFonts w:ascii="黑体" w:eastAsia="黑体" w:hAnsi="黑体" w:hint="eastAsia"/>
+          <w:rFonts w:ascii="黑体" w:eastAsia="黑体" w:hAnsi="黑体"/>
         </w:rPr>
       </w:pPr>
       <w:r>
@@ -12216,7 +12187,7 @@
       <w:pPr>
         <w:pStyle w:val="a5"/>
         <w:rPr>
-          <w:rFonts w:ascii="黑体" w:eastAsia="黑体" w:hAnsi="黑体" w:hint="eastAsia"/>
+          <w:rFonts w:ascii="黑体" w:eastAsia="黑体" w:hAnsi="黑体"/>
         </w:rPr>
       </w:pPr>
       <w:r>
@@ -17816,7 +17787,7 @@
     <w:charset w:val="00"/>
     <w:family w:val="roman"/>
     <w:pitch w:val="variable"/>
-    <w:sig w:usb0="E0002AFF" w:usb1="C0007843" w:usb2="00000009" w:usb3="00000000" w:csb0="000001FF" w:csb1="00000000"/>
+    <w:sig w:usb0="E0002EFF" w:usb1="C000785B" w:usb2="00000009" w:usb3="00000000" w:csb0="000001FF" w:csb1="00000000"/>
   </w:font>
   <w:font w:name="黑体">
     <w:altName w:val="SimHei"/>
@@ -17832,7 +17803,7 @@
     <w:charset w:val="86"/>
     <w:family w:val="auto"/>
     <w:pitch w:val="variable"/>
-    <w:sig w:usb0="00000003" w:usb1="288F0000" w:usb2="00000016" w:usb3="00000000" w:csb0="00040001" w:csb1="00000000"/>
+    <w:sig w:usb0="00000203" w:usb1="288F0000" w:usb2="00000016" w:usb3="00000000" w:csb0="00040001" w:csb1="00000000"/>
   </w:font>
   <w:font w:name="Segoe UI">
     <w:panose1 w:val="020B0502040204020203"/>
@@ -17853,7 +17824,7 @@
     <w:charset w:val="00"/>
     <w:family w:val="swiss"/>
     <w:pitch w:val="variable"/>
-    <w:sig w:usb0="E00002FF" w:usb1="4000ACFF" w:usb2="00000001" w:usb3="00000000" w:csb0="0000019F" w:csb1="00000000"/>
+    <w:sig w:usb0="E4002EFF" w:usb1="C000247B" w:usb2="00000009" w:usb3="00000000" w:csb0="000001FF" w:csb1="00000000"/>
   </w:font>
   <w:font w:name="华文细黑">
     <w:panose1 w:val="02010600040101010101"/>
@@ -17881,7 +17852,7 @@
     <w:charset w:val="00"/>
     <w:family w:val="roman"/>
     <w:pitch w:val="variable"/>
-    <w:sig w:usb0="A00002EF" w:usb1="4000004B" w:usb2="00000000" w:usb3="00000000" w:csb0="0000009F" w:csb1="00000000"/>
+    <w:sig w:usb0="E00006FF" w:usb1="420024FF" w:usb2="02000000" w:usb3="00000000" w:csb0="0000019F" w:csb1="00000000"/>
   </w:font>
   <w:font w:name="等线 Light">
     <w:panose1 w:val="02010600030101010101"/>
@@ -17895,7 +17866,7 @@
     <w:charset w:val="00"/>
     <w:family w:val="swiss"/>
     <w:pitch w:val="variable"/>
-    <w:sig w:usb0="A00002EF" w:usb1="4000207B" w:usb2="00000000" w:usb3="00000000" w:csb0="0000009F" w:csb1="00000000"/>
+    <w:sig w:usb0="E4002EFF" w:usb1="C000247B" w:usb2="00000009" w:usb3="00000000" w:csb0="000001FF" w:csb1="00000000"/>
   </w:font>
   <w:font w:name="等线">
     <w:altName w:val="DengXian"/>
@@ -17954,6 +17925,7 @@
     <w:rsid w:val="00B73BA4"/>
     <w:rsid w:val="00BC233A"/>
     <w:rsid w:val="00C20CB4"/>
+    <w:rsid w:val="00C701AE"/>
     <w:rsid w:val="00E0145C"/>
     <w:rsid w:val="00E2261E"/>
     <w:rsid w:val="00E9091A"/>
